--- a/spa/docx/47.content.docx
+++ b/spa/docx/47.content.docx
@@ -10907,19 +10907,7 @@
         <w:rPr>
           <w:lang w:val="es_ES" w:bidi="es_ES"/>
         </w:rPr>
-        <w:t xml:space="preserve"> </w:t>
-      </w:r>
-      <w:r>
-        <w:rPr>
-          <w:lang w:val="es_ES" w:bidi="es_ES"/>
-        </w:rPr>
-        <w:t>Introducción al Libro de 1 Corintios</w:t>
-      </w:r>
-      <w:r>
-        <w:rPr>
-          <w:lang w:val="es_ES" w:bidi="es_ES"/>
-        </w:rPr>
-        <w:t>, “Contexto”).</w:t>
+        <w:t xml:space="preserve"> Introducción al Libro de 1 Corintios, “Contexto”).</w:t>
       </w:r>
       <w:r>
         <w:rPr>
